--- a/doc/subdocs/concepts.docx
+++ b/doc/subdocs/concepts.docx
@@ -11,7 +11,7 @@
         </w:rPr>
       </w:pPr>
       <w:bookmarkStart w:id="0" w:name="_Toc247618727"/>
-      <w:bookmarkStart w:id="1" w:name="_Toc342309177"/>
+      <w:bookmarkStart w:id="1" w:name="_Toc353986018"/>
       <w:r>
         <w:rPr>
           <w:rFonts w:eastAsia="Times New Roman"/>
@@ -52,7 +52,7 @@
         </w:rPr>
       </w:pPr>
       <w:bookmarkStart w:id="2" w:name="_Toc247618728"/>
-      <w:bookmarkStart w:id="3" w:name="_Toc342309178"/>
+      <w:bookmarkStart w:id="3" w:name="_Toc353986019"/>
       <w:r>
         <w:rPr>
           <w:rFonts w:eastAsia="Times New Roman"/>
@@ -171,7 +171,7 @@
         </w:rPr>
       </w:pPr>
       <w:bookmarkStart w:id="4" w:name="_Toc247618729"/>
-      <w:bookmarkStart w:id="5" w:name="_Toc342309179"/>
+      <w:bookmarkStart w:id="5" w:name="_Toc353986020"/>
       <w:r>
         <w:rPr>
           <w:rFonts w:eastAsia="Times New Roman"/>
@@ -254,7 +254,7 @@
         </w:rPr>
       </w:pPr>
       <w:bookmarkStart w:id="6" w:name="_Toc247618730"/>
-      <w:bookmarkStart w:id="7" w:name="_Toc342309180"/>
+      <w:bookmarkStart w:id="7" w:name="_Toc353986021"/>
       <w:r>
         <w:rPr>
           <w:rFonts w:eastAsia="Times New Roman"/>
@@ -295,7 +295,7 @@
         </w:rPr>
       </w:pPr>
       <w:bookmarkStart w:id="8" w:name="_Toc247618731"/>
-      <w:bookmarkStart w:id="9" w:name="_Toc342309181"/>
+      <w:bookmarkStart w:id="9" w:name="_Toc353986022"/>
       <w:r>
         <w:rPr>
           <w:rFonts w:eastAsia="Times New Roman"/>
@@ -336,7 +336,7 @@
         </w:rPr>
       </w:pPr>
       <w:bookmarkStart w:id="10" w:name="_Toc247618732"/>
-      <w:bookmarkStart w:id="11" w:name="_Toc342309182"/>
+      <w:bookmarkStart w:id="11" w:name="_Toc353986023"/>
       <w:r>
         <w:rPr>
           <w:rFonts w:eastAsia="Times New Roman"/>
@@ -377,7 +377,7 @@
         </w:rPr>
       </w:pPr>
       <w:bookmarkStart w:id="12" w:name="_Toc247618733"/>
-      <w:bookmarkStart w:id="13" w:name="_Toc342309183"/>
+      <w:bookmarkStart w:id="13" w:name="_Toc353986024"/>
       <w:r>
         <w:rPr>
           <w:rFonts w:eastAsia="Times New Roman"/>
@@ -418,7 +418,7 @@
         </w:rPr>
       </w:pPr>
       <w:bookmarkStart w:id="14" w:name="_Toc247618734"/>
-      <w:bookmarkStart w:id="15" w:name="_Toc342309184"/>
+      <w:bookmarkStart w:id="15" w:name="_Toc353986025"/>
       <w:r>
         <w:rPr>
           <w:rFonts w:eastAsia="Times New Roman"/>
@@ -459,7 +459,7 @@
         </w:rPr>
       </w:pPr>
       <w:bookmarkStart w:id="16" w:name="_Toc247618736"/>
-      <w:bookmarkStart w:id="17" w:name="_Toc342309185"/>
+      <w:bookmarkStart w:id="17" w:name="_Toc353986026"/>
       <w:r>
         <w:rPr>
           <w:rFonts w:eastAsia="Times New Roman"/>

--- a/doc/subdocs/concepts.docx
+++ b/doc/subdocs/concepts.docx
@@ -11,7 +11,7 @@
         </w:rPr>
       </w:pPr>
       <w:bookmarkStart w:id="0" w:name="_Toc247618727"/>
-      <w:bookmarkStart w:id="1" w:name="_Toc353986018"/>
+      <w:bookmarkStart w:id="1" w:name="_Toc396470011"/>
       <w:r>
         <w:rPr>
           <w:rFonts w:eastAsia="Times New Roman"/>
@@ -52,7 +52,7 @@
         </w:rPr>
       </w:pPr>
       <w:bookmarkStart w:id="2" w:name="_Toc247618728"/>
-      <w:bookmarkStart w:id="3" w:name="_Toc353986019"/>
+      <w:bookmarkStart w:id="3" w:name="_Toc396470012"/>
       <w:r>
         <w:rPr>
           <w:rFonts w:eastAsia="Times New Roman"/>
@@ -171,7 +171,7 @@
         </w:rPr>
       </w:pPr>
       <w:bookmarkStart w:id="4" w:name="_Toc247618729"/>
-      <w:bookmarkStart w:id="5" w:name="_Toc353986020"/>
+      <w:bookmarkStart w:id="5" w:name="_Toc396470013"/>
       <w:r>
         <w:rPr>
           <w:rFonts w:eastAsia="Times New Roman"/>
@@ -254,7 +254,7 @@
         </w:rPr>
       </w:pPr>
       <w:bookmarkStart w:id="6" w:name="_Toc247618730"/>
-      <w:bookmarkStart w:id="7" w:name="_Toc353986021"/>
+      <w:bookmarkStart w:id="7" w:name="_Toc396470014"/>
       <w:r>
         <w:rPr>
           <w:rFonts w:eastAsia="Times New Roman"/>
@@ -295,7 +295,7 @@
         </w:rPr>
       </w:pPr>
       <w:bookmarkStart w:id="8" w:name="_Toc247618731"/>
-      <w:bookmarkStart w:id="9" w:name="_Toc353986022"/>
+      <w:bookmarkStart w:id="9" w:name="_Toc396470015"/>
       <w:r>
         <w:rPr>
           <w:rFonts w:eastAsia="Times New Roman"/>
@@ -336,7 +336,7 @@
         </w:rPr>
       </w:pPr>
       <w:bookmarkStart w:id="10" w:name="_Toc247618732"/>
-      <w:bookmarkStart w:id="11" w:name="_Toc353986023"/>
+      <w:bookmarkStart w:id="11" w:name="_Toc396470016"/>
       <w:r>
         <w:rPr>
           <w:rFonts w:eastAsia="Times New Roman"/>
@@ -377,7 +377,7 @@
         </w:rPr>
       </w:pPr>
       <w:bookmarkStart w:id="12" w:name="_Toc247618733"/>
-      <w:bookmarkStart w:id="13" w:name="_Toc353986024"/>
+      <w:bookmarkStart w:id="13" w:name="_Toc396470017"/>
       <w:r>
         <w:rPr>
           <w:rFonts w:eastAsia="Times New Roman"/>
@@ -418,7 +418,7 @@
         </w:rPr>
       </w:pPr>
       <w:bookmarkStart w:id="14" w:name="_Toc247618734"/>
-      <w:bookmarkStart w:id="15" w:name="_Toc353986025"/>
+      <w:bookmarkStart w:id="15" w:name="_Toc396470018"/>
       <w:r>
         <w:rPr>
           <w:rFonts w:eastAsia="Times New Roman"/>
@@ -459,7 +459,7 @@
         </w:rPr>
       </w:pPr>
       <w:bookmarkStart w:id="16" w:name="_Toc247618736"/>
-      <w:bookmarkStart w:id="17" w:name="_Toc353986026"/>
+      <w:bookmarkStart w:id="17" w:name="_Toc396470019"/>
       <w:r>
         <w:rPr>
           <w:rFonts w:eastAsia="Times New Roman"/>
